--- a/curriculos/Curriculo 115-03/microcurriculos/IX SEMESTRE/1155908_Gtic.docx
+++ b/curriculos/Curriculo 115-03/microcurriculos/IX SEMESTRE/1155908_Gtic.docx
@@ -1256,6 +1256,14 @@
                 <w:rtl w:val="0"/>
               </w:rPr>
             </w:r>
+            <w:r>
+              <w:rPr>
+                <w:rFonts w:ascii="Arial" w:cs="Arial" w:eastAsia="Arial" w:hAnsi="Arial"/>
+                <w:sz w:val="15"/>
+                <w:szCs w:val="15"/>
+              </w:rPr>
+              <w:t>2</w:t>
+            </w:r>
           </w:p>
         </w:tc>
       </w:tr>
@@ -2177,8 +2185,12 @@
             </w:pPr>
             <w:r>
               <w:rPr>
-                <w:rtl w:val="0"/>
-              </w:rPr>
+                <w:rFonts w:ascii="Arial" w:cs="Arial" w:eastAsia="Arial" w:hAnsi="Arial"/>
+                <w:b w:val="1"/>
+                <w:sz w:val="16"/>
+                <w:szCs w:val="16"/>
+              </w:rPr>
+              <w:t xml:space="preserve">1155808</w:t>
             </w:r>
           </w:p>
         </w:tc>
@@ -2197,8 +2209,12 @@
             </w:pPr>
             <w:r>
               <w:rPr>
-                <w:rtl w:val="0"/>
-              </w:rPr>
+                <w:rFonts w:ascii="Arial" w:cs="Arial" w:eastAsia="Arial" w:hAnsi="Arial"/>
+                <w:b w:val="1"/>
+                <w:sz w:val="16"/>
+                <w:szCs w:val="16"/>
+              </w:rPr>
+              <w:t xml:space="preserve">Formulación y Evaluación de Proyectos de Sistemas</w:t>
             </w:r>
           </w:p>
         </w:tc>
